--- a/docs/DevManager-Design-v2.docx
+++ b/docs/DevManager-Design-v2.docx
@@ -14,7 +14,7 @@
           <w:sz w:val="40"/>
           <w:szCs w:val="40"/>
         </w:rPr>
-        <w:t xml:space="preserve">AI 개발환경 관리자 설계안 v2</w:t>
+        <w:t xml:space="preserve">DevManager 설계안 v2</w:t>
       </w:r>
     </w:p>
     <w:p>
@@ -175,7 +175,7 @@
         <w:jc w:val="both"/>
       </w:pPr>
       <w:r>
-        <w:t xml:space="preserve">본 설계는 특정 프로젝트 하나(maple-app 등)에 종속되지 않는 범용 AI 개발환경 관리 시스템을 목표로 한다. 사용자는 C/C++ 또는 Next.js 프로젝트를 주로 수행하며, Claude Code와 Codex를 함께 사용한다. Headroom과 OmniRoute 같은 로컬 AI 인프라는 Windows Host에 공용으로 유지하고, 프로젝트별 개발도구와 AI 작업 상태는 Docker 컨테이너/Volume으로 격리한다.</w:t>
+        <w:t xml:space="preserve">본 설계는 특정 프로젝트 하나(maple-app 등)에 종속되지 않는 범용 AI 개발환경 관리 시스템 DevManager를 목표로 한다. 사용자는 C/C++ 또는 Next.js 프로젝트를 주로 수행하며, Claude Code와 Codex를 함께 사용한다. Headroom과 OmniRoute 같은 로컬 AI 인프라는 Windows Host에 공용으로 유지하고, 프로젝트별 개발도구와 AI 작업 상태는 Docker 컨테이너/Volume으로 격리한다.</w:t>
       </w:r>
     </w:p>
     <w:p>
@@ -237,7 +237,7 @@
                 <w:sz w:val="17"/>
                 <w:szCs w:val="17"/>
               </w:rPr>
-              <w:t xml:space="preserve">├─ Qt6 AI Dev Manager</w:t>
+              <w:t xml:space="preserve">├─ DevManager (Qt6 GUI)</w:t>
             </w:r>
           </w:p>
           <w:p>
@@ -1308,7 +1308,7 @@
                 <w:sz w:val="17"/>
                 <w:szCs w:val="17"/>
               </w:rPr>
-              <w:t xml:space="preserve">│  AI Dev Manager.exe (Qt6, C++17, MSVC v143)                  │</w:t>
+              <w:t xml:space="preserve">│  DevManager.exe (Qt6, C++17, MSVC v143)                      │</w:t>
             </w:r>
           </w:p>
           <w:p>
@@ -6717,7 +6717,7 @@
                 <w:sz w:val="17"/>
                 <w:szCs w:val="17"/>
               </w:rPr>
-              <w:t xml:space="preserve">AI Dev Manager 설치</w:t>
+              <w:t xml:space="preserve">DevManager 설치</w:t>
             </w:r>
           </w:p>
           <w:p>
@@ -9667,7 +9667,7 @@
                 <w:sz w:val="18"/>
                 <w:szCs w:val="18"/>
               </w:rPr>
-              <w:t xml:space="preserve">AIDevManager.exe 설치 후 초기 Bootstrap 가능</w:t>
+              <w:t xml:space="preserve">DevManager.exe 설치 후 초기 Bootstrap 가능</w:t>
             </w:r>
           </w:p>
         </w:tc>
@@ -10374,7 +10374,7 @@
               <w:spacing w:after="0"/>
             </w:pPr>
             <w:r>
-              <w:t xml:space="preserve">새 PC에서는 AIDevManager 설치 후 Host Bootstrap 한 번, 새 프로젝트에서는 GUI에서 'C++' 또는 'Next.js'를 선택하고 생성 버튼 한 번으로 독립 AI 개발환경이 준비되는 수준을 목표로 한다.</w:t>
+              <w:t xml:space="preserve">새 PC에서는 DevManager 설치 후 Host Bootstrap 한 번, 새 프로젝트에서는 GUI에서 'C++' 또는 'Next.js'를 선택하고 생성 버튼 한 번으로 독립 AI 개발환경이 준비되는 수준을 목표로 한다.</w:t>
             </w:r>
           </w:p>
         </w:tc>
